--- a/docs/03-licencias-medicas/versiones-anteriores/Informe_08-1_Camino_RPA_General.docx
+++ b/docs/03-licencias-medicas/versiones-anteriores/Informe_08-1_Camino_RPA_General.docx
@@ -46,7 +46,7 @@
           <w:sz w:val="80"/>
           <w:szCs w:val="80"/>
         </w:rPr>
-        <w:t xml:space="preserve">Camino RPA:</w:t>
+        <w:t xml:space="preserve">Camino RPA</w:t>
       </w:r>
     </w:p>
     <w:p>
@@ -62,7 +62,7 @@
           <w:sz w:val="80"/>
           <w:szCs w:val="80"/>
         </w:rPr>
-        <w:t xml:space="preserve">robot asistido</w:t>
+        <w:t xml:space="preserve">· general</w:t>
       </w:r>
     </w:p>
     <w:p>
@@ -1031,7 +1031,7 @@
                 <w:sz w:val="18"/>
                 <w:szCs w:val="18"/>
               </w:rPr>
-              <w:t xml:space="preserve">Informe 08.1 — Camino RPA (robot de software asistido): informe general</w:t>
+              <w:t xml:space="preserve">Informe 08.1 — Camino RPA · general</w:t>
             </w:r>
           </w:p>
         </w:tc>
